--- a/Docs/Design_Rationale_report.docx
+++ b/Docs/Design_Rationale_report.docx
@@ -570,7 +570,19 @@
         <w:t>test</w:t>
       </w:r>
       <w:r>
-        <w:t>ing public methods, then integration and systems testing combinations of these methods and the final CardGame executable class.</w:t>
+        <w:t xml:space="preserve">ing public methods, then integration and systems testing combinations of these methods and the final </w:t>
+      </w:r>
+      <w:r>
+        <w:t>‘</w:t>
+      </w:r>
+      <w:r>
+        <w:t>CardGame</w:t>
+      </w:r>
+      <w:r>
+        <w:t>’</w:t>
+      </w:r>
+      <w:r>
+        <w:t xml:space="preserve"> executable class.</w:t>
       </w:r>
       <w:r>
         <w:t xml:space="preserve"> Private methods </w:t>
@@ -606,16 +618,19 @@
         <w:t xml:space="preserve"> unit tests (‘PlayerTest.java’, ‘DeckTest.java’)</w:t>
       </w:r>
       <w:r>
-        <w:t xml:space="preserve"> and our</w:t>
-      </w:r>
-      <w:r>
-        <w:t xml:space="preserve"> integration</w:t>
-      </w:r>
-      <w:r>
-        <w:t xml:space="preserve"> &amp; system</w:t>
-      </w:r>
-      <w:r>
-        <w:t xml:space="preserve"> tests (‘IntegrationTest.java’)</w:t>
+        <w:t xml:space="preserve">, </w:t>
+      </w:r>
+      <w:r>
+        <w:t>ou</w:t>
+      </w:r>
+      <w:r>
+        <w:t>r</w:t>
+      </w:r>
+      <w:r>
+        <w:t xml:space="preserve"> integration tests (‘IntegrationTest.java’)</w:t>
+      </w:r>
+      <w:r>
+        <w:t xml:space="preserve"> and our system tests (‘CardGameTest.java’)</w:t>
       </w:r>
       <w:r>
         <w:t>.</w:t>
@@ -705,10 +720,27 @@
         <w:t>valid/invalid input handling and output file contents.</w:t>
       </w:r>
       <w:r>
-        <w:t xml:space="preserve"> This class also implements </w:t>
-      </w:r>
-      <w:r>
-        <w:t>system tests by testing the input/output handling and end-to-end game testing.</w:t>
+        <w:t xml:space="preserve"> </w:t>
+      </w:r>
+    </w:p>
+    <w:p>
+      <w:r>
+        <w:t xml:space="preserve">Finally, we implemented a ‘CardGameTest.java’ test class which system tests the </w:t>
+      </w:r>
+      <w:r>
+        <w:t>implementation</w:t>
+      </w:r>
+      <w:r>
+        <w:t>, testing for valid</w:t>
+      </w:r>
+      <w:r>
+        <w:t>/</w:t>
+      </w:r>
+      <w:r>
+        <w:t>invalid player count &amp; pack files, and testing that the output files contain expected lines such as the winning player and the initial hands of each player.</w:t>
+      </w:r>
+      <w:r>
+        <w:t xml:space="preserve"> </w:t>
       </w:r>
     </w:p>
     <w:p>
@@ -1337,7 +1369,6 @@
   <w:style w:type="character" w:default="1" w:styleId="DefaultParagraphFont">
     <w:name w:val="Default Paragraph Font"/>
     <w:uiPriority w:val="1"/>
-    <w:semiHidden/>
     <w:unhideWhenUsed/>
   </w:style>
   <w:style w:type="table" w:default="1" w:styleId="TableNormal">

--- a/Docs/Design_Rationale_report.docx
+++ b/Docs/Design_Rationale_report.docx
@@ -175,7 +175,13 @@
     </w:p>
     <w:p>
       <w:r>
-        <w:t>We implement the ring topology by ensuring that each player n draws from deck n and discards to deck n+1, with the exception of the final player, which discards to deck , completing the ring topology specified in the brie</w:t>
+        <w:t xml:space="preserve">We implement the ring topology by ensuring that each player n draws from deck n and discards to deck n+1, with the exception of the final player, which discards to deck </w:t>
+      </w:r>
+      <w:r>
+        <w:t>1</w:t>
+      </w:r>
+      <w:r>
+        <w:t>, completing the ring topology specified in the brie</w:t>
       </w:r>
       <w:r>
         <w:t>f.</w:t>
@@ -711,13 +717,16 @@
         <w:t xml:space="preserve"> integration testing by testing</w:t>
       </w:r>
       <w:r>
-        <w:t xml:space="preserve"> interactions between classes. Within this class, we test invariants such as card conservation throughout operations on players and decks (as specified in the brief), win detection (a player will correctly loop draw/discard actions while constantly checking if it has a winning hand and stop when it draws the final card of a winning hand),</w:t>
+        <w:t xml:space="preserve"> interactions between classes. Within this class, we test invariants such as card conservation throughout operations on players and decks (as specified in the brief), win detection (a player will correctly loop draw/discard actions while constantly checking if it has a winning hand and stop when it draws the final card of a winning hand)</w:t>
+      </w:r>
+      <w:r>
+        <w:t xml:space="preserve"> and</w:t>
       </w:r>
       <w:r>
         <w:t xml:space="preserve"> </w:t>
       </w:r>
       <w:r>
-        <w:t>valid/invalid input handling and output file contents.</w:t>
+        <w:t>output file contents.</w:t>
       </w:r>
       <w:r>
         <w:t xml:space="preserve"> </w:t>
@@ -731,13 +740,7 @@
         <w:t>implementation</w:t>
       </w:r>
       <w:r>
-        <w:t>, testing for valid</w:t>
-      </w:r>
-      <w:r>
-        <w:t>/</w:t>
-      </w:r>
-      <w:r>
-        <w:t>invalid player count &amp; pack files, and testing that the output files contain expected lines such as the winning player and the initial hands of each player.</w:t>
+        <w:t>, testing that the output files contain expected lines such as the winning player and the initial hands of each player.</w:t>
       </w:r>
       <w:r>
         <w:t xml:space="preserve"> </w:t>
@@ -1369,6 +1372,7 @@
   <w:style w:type="character" w:default="1" w:styleId="DefaultParagraphFont">
     <w:name w:val="Default Paragraph Font"/>
     <w:uiPriority w:val="1"/>
+    <w:semiHidden/>
     <w:unhideWhenUsed/>
   </w:style>
   <w:style w:type="table" w:default="1" w:styleId="TableNormal">

--- a/Docs/Design_Rationale_report.docx
+++ b/Docs/Design_Rationale_report.docx
@@ -104,7 +104,15 @@
     </w:p>
     <w:p>
       <w:r>
-        <w:t xml:space="preserve">The classes we chose to use are: Card, Deck, Player and </w:t>
+        <w:t xml:space="preserve">The classes we chose to use </w:t>
+      </w:r>
+      <w:proofErr w:type="gramStart"/>
+      <w:r>
+        <w:t>are:</w:t>
+      </w:r>
+      <w:proofErr w:type="gramEnd"/>
+      <w:r>
+        <w:t xml:space="preserve"> Card, Deck, Player and </w:t>
       </w:r>
       <w:r>
         <w:t>‘</w:t>
@@ -139,8 +147,13 @@
       <w:r>
         <w:t>‘</w:t>
       </w:r>
-      <w:r>
-        <w:t>getCardValue()</w:t>
+      <w:proofErr w:type="gramStart"/>
+      <w:r>
+        <w:t>getCardValue(</w:t>
+      </w:r>
+      <w:proofErr w:type="gramEnd"/>
+      <w:r>
+        <w:t>)</w:t>
       </w:r>
       <w:r>
         <w:t>’</w:t>
@@ -175,7 +188,15 @@
     </w:p>
     <w:p>
       <w:r>
-        <w:t xml:space="preserve">We implement the ring topology by ensuring that each player n draws from deck n and discards to deck n+1, with the exception of the final player, which discards to deck </w:t>
+        <w:t xml:space="preserve">We implement the ring topology by ensuring that each player n draws from deck n and discards to deck n+1, </w:t>
+      </w:r>
+      <w:proofErr w:type="gramStart"/>
+      <w:r>
+        <w:t>with the exception of</w:t>
+      </w:r>
+      <w:proofErr w:type="gramEnd"/>
+      <w:r>
+        <w:t xml:space="preserve"> the final player, which discards to deck </w:t>
       </w:r>
       <w:r>
         <w:t>1</w:t>
@@ -215,13 +236,29 @@
     </w:p>
     <w:p>
       <w:r>
-        <w:t>Alternatively, we considered assigning the draw and discard decks to each player, and having each thread reference other threads. This would have eliminated the need for a thread-safe Deck object, but would have complicated thread-safety between threads, and would have significantly reduced efficiency as well as introducing the likelihood of dead</w:t>
+        <w:t xml:space="preserve">Alternatively, we considered assigning the draw and discard decks to each </w:t>
+      </w:r>
+      <w:proofErr w:type="gramStart"/>
+      <w:r>
+        <w:t>player, and</w:t>
+      </w:r>
+      <w:proofErr w:type="gramEnd"/>
+      <w:r>
+        <w:t xml:space="preserve"> having each thread reference other threads. This would have eliminated the need for a thread-safe Deck object, but would have complicated thread-safety between threads, and would have significantly reduced efficiency as well as introducing the likelihood of </w:t>
+      </w:r>
+      <w:proofErr w:type="gramStart"/>
+      <w:r>
+        <w:t>dead</w:t>
       </w:r>
       <w:r>
         <w:t>-</w:t>
       </w:r>
       <w:r>
-        <w:t>locks and live</w:t>
+        <w:t>locks</w:t>
+      </w:r>
+      <w:proofErr w:type="gramEnd"/>
+      <w:r>
+        <w:t xml:space="preserve"> and live</w:t>
       </w:r>
       <w:r>
         <w:t>-</w:t>
@@ -426,8 +463,13 @@
       <w:r>
         <w:t>‘</w:t>
       </w:r>
-      <w:r>
-        <w:t>Thread.run()</w:t>
+      <w:proofErr w:type="gramStart"/>
+      <w:r>
+        <w:t>Thread.run(</w:t>
+      </w:r>
+      <w:proofErr w:type="gramEnd"/>
+      <w:r>
+        <w:t>)</w:t>
       </w:r>
       <w:r>
         <w:t>’</w:t>
@@ -436,7 +478,15 @@
         <w:t xml:space="preserve"> method</w:t>
       </w:r>
       <w:r>
-        <w:t xml:space="preserve"> to call turns(), the method implementing our game playing logic</w:t>
+        <w:t xml:space="preserve"> to call </w:t>
+      </w:r>
+      <w:proofErr w:type="gramStart"/>
+      <w:r>
+        <w:t>turns(</w:t>
+      </w:r>
+      <w:proofErr w:type="gramEnd"/>
+      <w:r>
+        <w:t>), the method implementing our game playing logic</w:t>
       </w:r>
       <w:r>
         <w:t xml:space="preserve">. This method runs a loop, drawing and discarding cards atomically such that </w:t>
@@ -498,19 +548,6 @@
           <w:u w:val="single"/>
         </w:rPr>
         <w:lastRenderedPageBreak/>
-        <w:t>Limitations of the solution:</w:t>
-      </w:r>
-    </w:p>
-    <w:p>
-      <w:pPr>
-        <w:rPr>
-          <w:u w:val="single"/>
-        </w:rPr>
-      </w:pPr>
-      <w:r>
-        <w:rPr>
-          <w:u w:val="single"/>
-        </w:rPr>
         <w:t>Testing strategy:</w:t>
       </w:r>
     </w:p>
@@ -624,71 +661,62 @@
         <w:t xml:space="preserve"> unit tests (‘PlayerTest.java’, ‘DeckTest.java’)</w:t>
       </w:r>
       <w:r>
+        <w:t xml:space="preserve"> and </w:t>
+      </w:r>
+      <w:r>
+        <w:t>integration tests (‘IntegrationTest.java’)</w:t>
+      </w:r>
+      <w:r>
+        <w:t>.</w:t>
+      </w:r>
+    </w:p>
+    <w:p>
+      <w:r>
+        <w:t>We first implemented ‘PlayerTest.java’</w:t>
+      </w:r>
+      <w:r>
+        <w:t xml:space="preserve">, testing </w:t>
+      </w:r>
+      <w:r>
+        <w:t>individual components of the Pl</w:t>
+      </w:r>
+      <w:r>
+        <w:t>a</w:t>
+      </w:r>
+      <w:r>
+        <w:t xml:space="preserve">yer class. Included are </w:t>
+      </w:r>
+      <w:r>
+        <w:t>‘</w:t>
+      </w:r>
+      <w:r>
+        <w:t>getter</w:t>
+      </w:r>
+      <w:r>
+        <w:t xml:space="preserve">’ method </w:t>
+      </w:r>
+      <w:r>
+        <w:t xml:space="preserve">tests for some of the player </w:t>
+      </w:r>
+      <w:r>
+        <w:t>attributes</w:t>
+      </w:r>
+      <w:r>
+        <w:t>,</w:t>
+      </w:r>
+      <w:r>
+        <w:t xml:space="preserve"> followed by behaviour and invariant tests on the player. We tested that the player correctly receives dealt cards (by adding them to the hand), correctly discards cards </w:t>
+      </w:r>
+      <w:r>
+        <w:t>(</w:t>
+      </w:r>
+      <w:r>
+        <w:t>by not discarding preferred cards</w:t>
+      </w:r>
+      <w:r>
         <w:t xml:space="preserve">, </w:t>
       </w:r>
       <w:r>
-        <w:t>ou</w:t>
-      </w:r>
-      <w:r>
-        <w:t>r</w:t>
-      </w:r>
-      <w:r>
-        <w:t xml:space="preserve"> integration tests (‘IntegrationTest.java’)</w:t>
-      </w:r>
-      <w:r>
-        <w:t xml:space="preserve"> and our system tests (‘CardGameTest.java’)</w:t>
-      </w:r>
-      <w:r>
-        <w:t>.</w:t>
-      </w:r>
-    </w:p>
-    <w:p>
-      <w:r>
-        <w:t>We first implemented ‘PlayerTest.java’</w:t>
-      </w:r>
-      <w:r>
-        <w:t xml:space="preserve">, testing </w:t>
-      </w:r>
-      <w:r>
-        <w:t>individual components of the Pl</w:t>
-      </w:r>
-      <w:r>
-        <w:t>a</w:t>
-      </w:r>
-      <w:r>
-        <w:t xml:space="preserve">yer class. Included are </w:t>
-      </w:r>
-      <w:r>
-        <w:t>‘</w:t>
-      </w:r>
-      <w:r>
-        <w:t>getter</w:t>
-      </w:r>
-      <w:r>
-        <w:t xml:space="preserve">’ method </w:t>
-      </w:r>
-      <w:r>
-        <w:t xml:space="preserve">tests for some of the player </w:t>
-      </w:r>
-      <w:r>
-        <w:t>attributes</w:t>
-      </w:r>
-      <w:r>
-        <w:t>,</w:t>
-      </w:r>
-      <w:r>
-        <w:t xml:space="preserve"> followed by behaviour and invariant tests on the player. We tested that the player correctly receives dealt cards (by adding them to the hand), correctly discards cards </w:t>
-      </w:r>
-      <w:r>
-        <w:t>(</w:t>
-      </w:r>
-      <w:r>
-        <w:t>by not discarding preferred cards</w:t>
-      </w:r>
-      <w:r>
-        <w:t xml:space="preserve">, </w:t>
-      </w:r>
-      <w:r>
         <w:t xml:space="preserve">correctly removing them from the player hand and adding them to the discard deck), correctly draws cards (by adding them to the hand and removing them from the draw deck), win detection (the player correctly detects having 4 cards of matching value) and the turns method (ensuring that cards are passed correctly from draw deck to hand to discard </w:t>
       </w:r>
       <w:r>
@@ -734,29 +762,26 @@
     </w:p>
     <w:p>
       <w:r>
-        <w:t xml:space="preserve">Finally, we implemented a ‘CardGameTest.java’ test class which system tests the </w:t>
-      </w:r>
-      <w:r>
-        <w:t>implementation</w:t>
-      </w:r>
-      <w:r>
-        <w:t>, testing that the output files contain expected lines such as the winning player and the initial hands of each player.</w:t>
+        <w:t>Finally, we implemented a ‘RunTestSuite.java’ class which is a runnable class, which runs all the tests. Usage for this via commands is detailed in the README as instructed by the coursework specification.</w:t>
+      </w:r>
+    </w:p>
+    <w:p>
+      <w:r>
+        <w:rPr>
+          <w:u w:val="single"/>
+        </w:rPr>
+        <w:t>Testing limitations:</w:t>
+      </w:r>
+    </w:p>
+    <w:p>
+      <w:r>
+        <w:t>As we implemented tests only for those methods which are public</w:t>
       </w:r>
       <w:r>
         <w:t xml:space="preserve"> </w:t>
       </w:r>
-    </w:p>
-    <w:p>
-      <w:r>
-        <w:rPr>
-          <w:u w:val="single"/>
-        </w:rPr>
-        <w:t>Testing limitations:</w:t>
-      </w:r>
-    </w:p>
-    <w:p>
-      <w:r>
-        <w:t>As we implemented tests only for those methods which are public, and tested private methods through their behaviour when called by other methods, our tests do not cover private methods completely. This means that not all edge cases are covered for private methods as they may have bugs in situations which cannot arise from the current implementation. With the current implementation, this is not an issue, however if this code was going into production, future developments may wish to expand the possibilities that may arise within the code and bugs could therefore arise at this stage, making maintainability more difficult with our current test suite. We chose to do this as it still tests relevant behaviour for our solution, and the coursework specification says that private methods do not need to be tested.</w:t>
+      <w:r>
+        <w:t>and tested private methods through their behaviour when called by other methods, our tests do not cover private methods completely. This means that not all edge cases are covered for private methods as they may have bugs in situations which cannot arise from the current implementation. With the current implementation, this is not an issue, however if this code was going into production, future developments may wish to expand the possibilities that may arise within the code and bugs could therefore arise at this stage, making maintainability more difficult with our current test suite. We chose to do this as it still tests relevant behaviour for our solution, and the coursework specification says that private methods do not need to be tested.</w:t>
       </w:r>
     </w:p>
     <w:sectPr>
